--- a/resources/qc-intimation-completion-template-ghmc.docx
+++ b/resources/qc-intimation-completion-template-ghmc.docx
@@ -111,13 +111,13 @@
         <w:tblLook w:val="04A0" w:firstRow="1" w:lastRow="0" w:firstColumn="1" w:lastColumn="0" w:noHBand="0" w:noVBand="1"/>
       </w:tblPr>
       <w:tblGrid>
-        <w:gridCol w:w="3900"/>
-        <w:gridCol w:w="5838"/>
+        <w:gridCol w:w="5100"/>
+        <w:gridCol w:w="4638"/>
       </w:tblGrid>
       <w:tr>
         <w:tc>
           <w:tcPr>
-            <w:tcW w:w="3900" w:type="dxa"/>
+            <w:tcW w:w="5100" w:type="dxa"/>
           </w:tcPr>
           <w:p>
             <w:pPr>
@@ -138,7 +138,7 @@
         </w:tc>
         <w:tc>
           <w:tcPr>
-            <w:tcW w:w="5838" w:type="dxa"/>
+            <w:tcW w:w="4638" w:type="dxa"/>
           </w:tcPr>
           <w:p>
             <w:pPr>
@@ -161,7 +161,7 @@
       <w:tr>
         <w:tc>
           <w:tcPr>
-            <w:tcW w:w="3900" w:type="dxa"/>
+            <w:tcW w:w="5100" w:type="dxa"/>
           </w:tcPr>
           <w:p>
             <w:pPr>
@@ -198,11 +198,11 @@
         </w:tc>
         <w:tc>
           <w:tcPr>
-            <w:tcW w:w="5838" w:type="dxa"/>
-          </w:tcPr>
-          <w:p>
-            <w:pPr>
-              <w:spacing w:after="0" w:line="240" w:lineRule="auto"/>
+            <w:tcW w:w="4638" w:type="dxa"/>
+          </w:tcPr>
+          <w:p>
+            <w:pPr>
+              <w:spacing w:after="240" w:line="240" w:lineRule="auto"/>
               <w:ind w:left="0" w:firstLine="0"/>
               <w:jc w:val="left"/>
               <w:rPr>
@@ -415,6 +415,11 @@
     <w:p>
       <w:pPr>
         <w:spacing w:after="0" w:line="240" w:lineRule="auto"/>
+      </w:pPr>
+    </w:p>
+    <w:p>
+      <w:pPr>
+        <w:spacing w:after="0" w:line="240" w:lineRule="auto"/>
         <w:ind w:left="1530" w:hanging="810"/>
         <w:jc w:val="both"/>
         <w:rPr>
@@ -425,8 +430,13 @@
         <w:rPr>
           <w:rFonts w:ascii="Verdana" w:hAnsi="Verdana"/>
         </w:rPr>
-        <w:t>Ref:</w:t>
-      </w:r>
+        <w:t xml:space="preserve">Ref:  Work Order No {{Work Order No and Date}}</w:t>
+      </w:r>
+    </w:p>
+    <w:p>
+      <w:pPr>
+        <w:spacing w:after="0" w:line="240" w:lineRule="auto"/>
+      </w:pPr>
     </w:p>
     <w:tbl>
       <w:tblPr>
@@ -537,8 +547,6 @@
             <w:r>
               <w:rPr>
                 <w:rFonts w:ascii="Bookman Old Style" w:hAnsi="Bookman Old Style"/>
-                <w:b/>
-                <w:bCs/>
                 <w:sz w:val="24"/>
                 <w:szCs w:val="24"/>
               </w:rPr>
@@ -1843,7 +1851,7 @@
         <w:rPr>
           <w:rFonts w:ascii="Verdana" w:hAnsi="Verdana"/>
         </w:rPr>
-        <w:t>With reference to the subject and reference cited above, it is to inform you that the above work is being started. Hence you are therefore requested to arrange for inspection by the concerned QC team and issue QC report</w:t>
+        <w:t>With reference to the subject and reference cited above, it is to inform you that the above work is in progress. Hence you are therefore requested to arrange for inspection by the concerned QC team and issue QC report</w:t>
       </w:r>
     </w:p>
     <w:p>
@@ -2097,13 +2105,13 @@
         <w:tblLook w:val="04A0" w:firstRow="1" w:lastRow="0" w:firstColumn="1" w:lastColumn="0" w:noHBand="0" w:noVBand="1"/>
       </w:tblPr>
       <w:tblGrid>
-        <w:gridCol w:w="3900"/>
-        <w:gridCol w:w="5838"/>
+        <w:gridCol w:w="5100"/>
+        <w:gridCol w:w="4638"/>
       </w:tblGrid>
       <w:tr>
         <w:tc>
           <w:tcPr>
-            <w:tcW w:w="3900" w:type="dxa"/>
+            <w:tcW w:w="5100" w:type="dxa"/>
           </w:tcPr>
           <w:p>
             <w:pPr>
@@ -2124,7 +2132,7 @@
         </w:tc>
         <w:tc>
           <w:tcPr>
-            <w:tcW w:w="5838" w:type="dxa"/>
+            <w:tcW w:w="4638" w:type="dxa"/>
           </w:tcPr>
           <w:p>
             <w:pPr>
@@ -2147,7 +2155,7 @@
       <w:tr>
         <w:tc>
           <w:tcPr>
-            <w:tcW w:w="3900" w:type="dxa"/>
+            <w:tcW w:w="5100" w:type="dxa"/>
           </w:tcPr>
           <w:p>
             <w:pPr>
@@ -2184,11 +2192,11 @@
         </w:tc>
         <w:tc>
           <w:tcPr>
-            <w:tcW w:w="5838" w:type="dxa"/>
-          </w:tcPr>
-          <w:p>
-            <w:pPr>
-              <w:spacing w:after="0" w:line="240" w:lineRule="auto"/>
+            <w:tcW w:w="4638" w:type="dxa"/>
+          </w:tcPr>
+          <w:p>
+            <w:pPr>
+              <w:spacing w:after="240" w:line="240" w:lineRule="auto"/>
               <w:ind w:left="0" w:firstLine="0"/>
               <w:jc w:val="left"/>
               <w:rPr>
@@ -2385,6 +2393,11 @@
     <w:p>
       <w:pPr>
         <w:spacing w:after="0" w:line="240" w:lineRule="auto"/>
+      </w:pPr>
+    </w:p>
+    <w:p>
+      <w:pPr>
+        <w:spacing w:after="0" w:line="240" w:lineRule="auto"/>
         <w:ind w:left="1530" w:hanging="810"/>
         <w:jc w:val="both"/>
         <w:rPr>
@@ -2395,8 +2408,13 @@
         <w:rPr>
           <w:rFonts w:ascii="Verdana" w:hAnsi="Verdana"/>
         </w:rPr>
-        <w:t>Ref:</w:t>
-      </w:r>
+        <w:t xml:space="preserve">Ref:  Work Order No {{Work Order No and Date}}</w:t>
+      </w:r>
+    </w:p>
+    <w:p>
+      <w:pPr>
+        <w:spacing w:after="0" w:line="240" w:lineRule="auto"/>
+      </w:pPr>
     </w:p>
     <w:tbl>
       <w:tblPr>
@@ -2507,8 +2525,6 @@
             <w:r>
               <w:rPr>
                 <w:rFonts w:ascii="Bookman Old Style" w:hAnsi="Bookman Old Style"/>
-                <w:b/>
-                <w:bCs/>
                 <w:sz w:val="24"/>
                 <w:szCs w:val="24"/>
               </w:rPr>
@@ -3813,7 +3829,7 @@
         <w:rPr>
           <w:rFonts w:ascii="Verdana" w:hAnsi="Verdana"/>
         </w:rPr>
-        <w:t>With reference to the subject and reference cited above, it is to inform you that the above work is being started. Hence you are therefore requested to arrange for inspection by the concerned QC team and issue QC report</w:t>
+        <w:t>With reference to the subject and reference cited above, it is to inform you that the above work is in progress. Hence you are therefore requested to arrange for inspection by the concerned QC team and issue QC report</w:t>
       </w:r>
     </w:p>
     <w:p>
@@ -4057,13 +4073,13 @@
         <w:tblLook w:val="04A0" w:firstRow="1" w:lastRow="0" w:firstColumn="1" w:lastColumn="0" w:noHBand="0" w:noVBand="1"/>
       </w:tblPr>
       <w:tblGrid>
-        <w:gridCol w:w="3900"/>
-        <w:gridCol w:w="5838"/>
+        <w:gridCol w:w="5100"/>
+        <w:gridCol w:w="4638"/>
       </w:tblGrid>
       <w:tr>
         <w:tc>
           <w:tcPr>
-            <w:tcW w:w="3900" w:type="dxa"/>
+            <w:tcW w:w="5100" w:type="dxa"/>
           </w:tcPr>
           <w:p>
             <w:pPr>
@@ -4084,7 +4100,7 @@
         </w:tc>
         <w:tc>
           <w:tcPr>
-            <w:tcW w:w="5838" w:type="dxa"/>
+            <w:tcW w:w="4638" w:type="dxa"/>
           </w:tcPr>
           <w:p>
             <w:pPr>
@@ -4107,7 +4123,7 @@
       <w:tr>
         <w:tc>
           <w:tcPr>
-            <w:tcW w:w="3900" w:type="dxa"/>
+            <w:tcW w:w="5100" w:type="dxa"/>
           </w:tcPr>
           <w:p>
             <w:pPr>
@@ -4144,11 +4160,11 @@
         </w:tc>
         <w:tc>
           <w:tcPr>
-            <w:tcW w:w="5838" w:type="dxa"/>
-          </w:tcPr>
-          <w:p>
-            <w:pPr>
-              <w:spacing w:after="0" w:line="240" w:lineRule="auto"/>
+            <w:tcW w:w="4638" w:type="dxa"/>
+          </w:tcPr>
+          <w:p>
+            <w:pPr>
+              <w:spacing w:after="240" w:line="240" w:lineRule="auto"/>
               <w:ind w:left="0" w:firstLine="0"/>
               <w:jc w:val="left"/>
               <w:rPr>
@@ -4329,6 +4345,11 @@
     <w:p>
       <w:pPr>
         <w:spacing w:after="0" w:line="240" w:lineRule="auto"/>
+      </w:pPr>
+    </w:p>
+    <w:p>
+      <w:pPr>
+        <w:spacing w:after="0" w:line="240" w:lineRule="auto"/>
         <w:ind w:left="1530" w:hanging="810"/>
         <w:jc w:val="both"/>
         <w:rPr>
@@ -4339,8 +4360,13 @@
         <w:rPr>
           <w:rFonts w:ascii="Verdana" w:hAnsi="Verdana"/>
         </w:rPr>
-        <w:t xml:space="preserve">Ref:  Agreement No </w:t>
-      </w:r>
+        <w:t xml:space="preserve">Ref:  Work Order No {{Work Order No and Date}}</w:t>
+      </w:r>
+    </w:p>
+    <w:p>
+      <w:pPr>
+        <w:spacing w:after="0" w:line="240" w:lineRule="auto"/>
+      </w:pPr>
     </w:p>
     <w:tbl>
       <w:tblPr>
@@ -4452,8 +4478,6 @@
             <w:r>
               <w:rPr>
                 <w:rFonts w:ascii="Bookman Old Style" w:hAnsi="Bookman Old Style"/>
-                <w:b/>
-                <w:bCs/>
               </w:rPr>
               <w:t xml:space="preserve">{{Name of the work}}</w:t>
             </w:r>
@@ -6039,13 +6063,13 @@
         <w:tblLook w:val="04A0" w:firstRow="1" w:lastRow="0" w:firstColumn="1" w:lastColumn="0" w:noHBand="0" w:noVBand="1"/>
       </w:tblPr>
       <w:tblGrid>
-        <w:gridCol w:w="3900"/>
-        <w:gridCol w:w="5838"/>
+        <w:gridCol w:w="5100"/>
+        <w:gridCol w:w="4638"/>
       </w:tblGrid>
       <w:tr>
         <w:tc>
           <w:tcPr>
-            <w:tcW w:w="3900" w:type="dxa"/>
+            <w:tcW w:w="5100" w:type="dxa"/>
           </w:tcPr>
           <w:p>
             <w:pPr>
@@ -6066,7 +6090,7 @@
         </w:tc>
         <w:tc>
           <w:tcPr>
-            <w:tcW w:w="5838" w:type="dxa"/>
+            <w:tcW w:w="4638" w:type="dxa"/>
           </w:tcPr>
           <w:p>
             <w:pPr>
@@ -6089,7 +6113,7 @@
       <w:tr>
         <w:tc>
           <w:tcPr>
-            <w:tcW w:w="3900" w:type="dxa"/>
+            <w:tcW w:w="5100" w:type="dxa"/>
           </w:tcPr>
           <w:p>
             <w:pPr>
@@ -6126,11 +6150,11 @@
         </w:tc>
         <w:tc>
           <w:tcPr>
-            <w:tcW w:w="5838" w:type="dxa"/>
-          </w:tcPr>
-          <w:p>
-            <w:pPr>
-              <w:spacing w:after="0" w:line="240" w:lineRule="auto"/>
+            <w:tcW w:w="4638" w:type="dxa"/>
+          </w:tcPr>
+          <w:p>
+            <w:pPr>
+              <w:spacing w:after="240" w:line="240" w:lineRule="auto"/>
               <w:ind w:left="0" w:firstLine="0"/>
               <w:jc w:val="left"/>
               <w:rPr>
@@ -6211,26 +6235,6 @@
     </w:p>
     <w:p>
       <w:pPr>
-        <w:spacing w:line="240" w:lineRule="auto"/>
-        <w:ind w:left="0" w:firstLine="0"/>
-        <w:jc w:val="center"/>
-        <w:rPr>
-          <w:rFonts w:ascii="Verdana" w:hAnsi="Verdana"/>
-          <w:b/>
-          <w:u w:val="single"/>
-        </w:rPr>
-      </w:pPr>
-      <w:r>
-        <w:rPr>
-          <w:rFonts w:ascii="Verdana" w:hAnsi="Verdana"/>
-          <w:b/>
-          <w:u w:val="single"/>
-        </w:rPr>
-        <w:t>COMPLETION LETTER</w:t>
-      </w:r>
-    </w:p>
-    <w:p>
-      <w:pPr>
         <w:spacing w:after="0" w:line="240" w:lineRule="auto"/>
         <w:ind w:left="0" w:firstLine="0"/>
         <w:rPr>
@@ -6241,7 +6245,7 @@
         <w:rPr>
           <w:rFonts w:ascii="Verdana" w:hAnsi="Verdana"/>
         </w:rPr>
-        <w:t>Sir,</w:t>
+        <w:t xml:space="preserve">Sir,</w:t>
       </w:r>
     </w:p>
     <w:p>
@@ -6256,62 +6260,63 @@
       <w:r>
         <w:rPr>
           <w:rFonts w:ascii="Verdana" w:hAnsi="Verdana"/>
-        </w:rPr>
-        <w:t>Sub: -Name</w:t>
-      </w:r>
-      <w:r>
-        <w:rPr>
-          <w:rFonts w:ascii="Verdana" w:hAnsi="Verdana"/>
-        </w:rPr>
-        <w:t xml:space="preserve"> of the Work</w:t>
-      </w:r>
-      <w:r>
-        <w:rPr>
-          <w:rFonts w:ascii="Bookman Old Style" w:hAnsi="Bookman Old Style"/>
           <w:b/>
           <w:bCs/>
         </w:rPr>
-        <w:t>: “</w:t>
-      </w:r>
-      <w:r>
-        <w:rPr>
-          <w:rFonts w:ascii="Bookman Old Style" w:hAnsi="Bookman Old Style"/>
+        <w:t xml:space="preserve">Sub:- </w:t>
+      </w:r>
+      <w:r>
+        <w:rPr>
+          <w:rFonts w:ascii="Verdana" w:hAnsi="Verdana"/>
+        </w:rPr>
+        <w:t xml:space="preserve">{{Corporation}} – {{Zone}} Zone – {{Circle}} Circle-{{CNO}} – Engineering Section – Control test – Information - Reg.</w:t>
+      </w:r>
+    </w:p>
+    <w:p>
+      <w:pPr>
+        <w:spacing w:after="0" w:line="240" w:lineRule="auto"/>
+        <w:ind w:left="0" w:firstLine="0"/>
+        <w:rPr>
+          <w:rFonts w:ascii="Verdana" w:hAnsi="Verdana"/>
+        </w:rPr>
+      </w:pPr>
+    </w:p>
+    <w:p>
+      <w:pPr>
+        <w:spacing w:after="0" w:line="240" w:lineRule="auto"/>
+        <w:ind w:left="1530" w:hanging="810"/>
+        <w:rPr>
+          <w:rFonts w:ascii="Verdana" w:hAnsi="Verdana"/>
+        </w:rPr>
+      </w:pPr>
+      <w:r>
+        <w:rPr>
+          <w:rFonts w:ascii="Verdana" w:hAnsi="Verdana"/>
           <w:b/>
           <w:bCs/>
         </w:rPr>
-        <w:t xml:space="preserve">{{Name of the work}}</w:t>
-      </w:r>
-      <w:r>
-        <w:rPr>
-          <w:rFonts w:ascii="Bookman Old Style" w:hAnsi="Bookman Old Style"/>
-          <w:b/>
-          <w:bCs/>
-        </w:rPr>
-        <w:t xml:space="preserve">” </w:t>
-      </w:r>
-      <w:r>
-        <w:rPr>
-          <w:rFonts w:ascii="Verdana" w:hAnsi="Verdana"/>
-        </w:rPr>
-        <w:t xml:space="preserve">Work </w:t>
-      </w:r>
-      <w:r>
-        <w:rPr>
-          <w:rFonts w:ascii="Verdana" w:hAnsi="Verdana"/>
-        </w:rPr>
-        <w:t>Completed</w:t>
-      </w:r>
-      <w:r>
-        <w:rPr>
-          <w:rFonts w:ascii="Verdana" w:hAnsi="Verdana"/>
-        </w:rPr>
-        <w:t xml:space="preserve"> – Issue of QC reports – Requested – Reg.</w:t>
+        <w:t xml:space="preserve">Ref:  </w:t>
+      </w:r>
+      <w:r>
+        <w:rPr>
+          <w:rFonts w:ascii="Verdana" w:hAnsi="Verdana"/>
+        </w:rPr>
+        <w:t xml:space="preserve">Work Order No {{Work Order No and Date}}</w:t>
       </w:r>
     </w:p>
     <w:p>
       <w:pPr>
         <w:spacing w:after="0" w:line="240" w:lineRule="auto"/>
-        <w:ind w:left="1530" w:hanging="810"/>
+        <w:ind w:left="0" w:firstLine="0"/>
+        <w:rPr>
+          <w:rFonts w:ascii="Verdana" w:hAnsi="Verdana"/>
+        </w:rPr>
+      </w:pPr>
+    </w:p>
+    <w:p>
+      <w:pPr>
+        <w:spacing w:after="0" w:line="240" w:lineRule="auto"/>
+        <w:ind w:firstLine="720"/>
         <w:jc w:val="both"/>
         <w:rPr>
           <w:rFonts w:ascii="Verdana" w:hAnsi="Verdana"/>
@@ -6321,8 +6326,42 @@
         <w:rPr>
           <w:rFonts w:ascii="Verdana" w:hAnsi="Verdana"/>
         </w:rPr>
-        <w:t xml:space="preserve">Ref:  Agreement No </w:t>
-      </w:r>
+        <w:t xml:space="preserve">Adverting to the above reference cited. Chief Engineer (M) has instructed to get various tests on materials and various items apart from QCC wing.</w:t>
+      </w:r>
+    </w:p>
+    <w:p>
+      <w:pPr>
+        <w:spacing w:after="0" w:line="240" w:lineRule="auto"/>
+        <w:ind w:left="0" w:firstLine="0"/>
+        <w:rPr>
+          <w:rFonts w:ascii="Verdana" w:hAnsi="Verdana"/>
+        </w:rPr>
+      </w:pPr>
+    </w:p>
+    <w:p>
+      <w:pPr>
+        <w:spacing w:after="0" w:line="240" w:lineRule="auto"/>
+        <w:ind w:firstLine="720"/>
+        <w:jc w:val="both"/>
+        <w:rPr>
+          <w:rFonts w:ascii="Verdana" w:hAnsi="Verdana"/>
+        </w:rPr>
+      </w:pPr>
+      <w:r>
+        <w:rPr>
+          <w:rFonts w:ascii="Verdana" w:hAnsi="Verdana"/>
+        </w:rPr>
+        <w:t xml:space="preserve">Therefore, you are hereby requested to attend the above said sites to collect sample and conduct test as mentioned against the work in the tabular form</w:t>
+      </w:r>
+    </w:p>
+    <w:p>
+      <w:pPr>
+        <w:spacing w:after="0" w:line="240" w:lineRule="auto"/>
+        <w:ind w:left="0" w:firstLine="0"/>
+        <w:rPr>
+          <w:rFonts w:ascii="Verdana" w:hAnsi="Verdana"/>
+        </w:rPr>
+      </w:pPr>
     </w:p>
     <w:tbl>
       <w:tblPr>
@@ -6339,18 +6378,22 @@
         <w:tblLook w:val="04A0" w:firstRow="1" w:lastRow="0" w:firstColumn="1" w:lastColumn="0" w:noHBand="0" w:noVBand="1"/>
       </w:tblPr>
       <w:tblGrid>
-        <w:gridCol w:w="700"/>
-        <w:gridCol w:w="2950"/>
-        <w:gridCol w:w="420"/>
-        <w:gridCol w:w="5668"/>
+        <w:gridCol w:w="550"/>
+        <w:gridCol w:w="1900"/>
+        <w:gridCol w:w="2150"/>
+        <w:gridCol w:w="1100"/>
+        <w:gridCol w:w="1400"/>
+        <w:gridCol w:w="1500"/>
+        <w:gridCol w:w="1138"/>
       </w:tblGrid>
       <w:tr>
         <w:trPr>
-          <w:trHeight w:val="300"/>
+          <w:cantSplit/>
+          <w:trHeight w:val="700"/>
         </w:trPr>
         <w:tc>
           <w:tcPr>
-            <w:tcW w:w="700" w:type="dxa"/>
+            <w:tcW w:w="550" w:type="dxa"/>
             <w:vAlign w:val="center"/>
           </w:tcPr>
           <w:p>
@@ -6365,87 +6408,18 @@
             <w:r>
               <w:rPr>
                 <w:rFonts w:ascii="Verdana" w:hAnsi="Verdana"/>
-              </w:rPr>
-              <w:t>1</w:t>
-            </w:r>
-          </w:p>
-        </w:tc>
-        <w:tc>
-          <w:tcPr>
-            <w:tcW w:w="2950" w:type="dxa"/>
-            <w:vAlign w:val="center"/>
-          </w:tcPr>
-          <w:p>
-            <w:pPr>
-              <w:tabs>
-                <w:tab w:val="left" w:pos="720"/>
-                <w:tab w:val="left" w:pos="2700"/>
-              </w:tabs>
-              <w:spacing w:after="0" w:line="240" w:lineRule="auto"/>
-              <w:ind w:left="0" w:firstLine="0"/>
-              <w:rPr>
-                <w:rFonts w:ascii="Verdana" w:hAnsi="Verdana"/>
-              </w:rPr>
-            </w:pPr>
-            <w:r>
-              <w:rPr>
-                <w:rFonts w:ascii="Verdana" w:hAnsi="Verdana"/>
-              </w:rPr>
-              <w:t>Name of the Work</w:t>
-            </w:r>
-          </w:p>
-        </w:tc>
-        <w:tc>
-          <w:tcPr>
-            <w:tcW w:w="420" w:type="dxa"/>
-            <w:vAlign w:val="center"/>
-          </w:tcPr>
-          <w:p>
-            <w:pPr>
-              <w:spacing w:after="0" w:line="240" w:lineRule="auto"/>
-              <w:ind w:left="0" w:firstLine="0"/>
-              <w:jc w:val="center"/>
-              <w:rPr>
-                <w:rFonts w:ascii="Verdana" w:hAnsi="Verdana"/>
-              </w:rPr>
-            </w:pPr>
-            <w:r>
-              <w:rPr>
-                <w:rFonts w:ascii="Verdana" w:hAnsi="Verdana"/>
-              </w:rPr>
-              <w:t>:</w:t>
-            </w:r>
-          </w:p>
-        </w:tc>
-        <w:tc>
-          <w:tcPr>
-            <w:tcW w:w="5668" w:type="dxa"/>
-          </w:tcPr>
-          <w:p>
-            <w:pPr>
-              <w:spacing w:after="0" w:line="240" w:lineRule="auto"/>
-              <w:ind w:left="0" w:firstLine="0"/>
-              <w:jc w:val="both"/>
-              <w:rPr>
-                <w:rFonts w:ascii="Verdana" w:hAnsi="Verdana"/>
-              </w:rPr>
-            </w:pPr>
-            <w:r>
-              <w:rPr>
-                <w:rFonts w:ascii="Bookman Old Style" w:hAnsi="Bookman Old Style"/>
                 <w:b/>
                 <w:bCs/>
-              </w:rPr>
-              <w:t xml:space="preserve">{{Name of the work}}</w:t>
-            </w:r>
-          </w:p>
-        </w:tc>
-      </w:tr>
-      <w:tr>
-        <w:trPr/>
-        <w:tc>
-          <w:tcPr>
-            <w:tcW w:w="700" w:type="dxa"/>
+                <w:sz w:val="18"/>
+                <w:szCs w:val="18"/>
+              </w:rPr>
+              <w:t xml:space="preserve">Sl. No</w:t>
+            </w:r>
+          </w:p>
+        </w:tc>
+        <w:tc>
+          <w:tcPr>
+            <w:tcW w:w="1900" w:type="dxa"/>
             <w:vAlign w:val="center"/>
           </w:tcPr>
           <w:p>
@@ -6460,84 +6434,154 @@
             <w:r>
               <w:rPr>
                 <w:rFonts w:ascii="Verdana" w:hAnsi="Verdana"/>
-              </w:rPr>
-              <w:t>2</w:t>
-            </w:r>
-          </w:p>
-        </w:tc>
-        <w:tc>
-          <w:tcPr>
-            <w:tcW w:w="2950" w:type="dxa"/>
-            <w:vAlign w:val="center"/>
-          </w:tcPr>
-          <w:p>
-            <w:pPr>
-              <w:tabs>
-                <w:tab w:val="left" w:pos="720"/>
-                <w:tab w:val="left" w:pos="2700"/>
-              </w:tabs>
-              <w:spacing w:after="0" w:line="240" w:lineRule="auto"/>
-              <w:ind w:left="0" w:firstLine="0"/>
-              <w:rPr>
-                <w:rFonts w:ascii="Verdana" w:hAnsi="Verdana"/>
-              </w:rPr>
-            </w:pPr>
-            <w:r>
-              <w:rPr>
-                <w:rFonts w:ascii="Verdana" w:hAnsi="Verdana"/>
-              </w:rPr>
-              <w:t>Estimate Amount</w:t>
-            </w:r>
-          </w:p>
-        </w:tc>
-        <w:tc>
-          <w:tcPr>
-            <w:tcW w:w="420" w:type="dxa"/>
-          </w:tcPr>
-          <w:p>
-            <w:pPr>
-              <w:spacing w:after="0" w:line="240" w:lineRule="auto"/>
-              <w:ind w:left="0" w:firstLine="0"/>
-              <w:rPr>
-                <w:rFonts w:ascii="Verdana" w:hAnsi="Verdana"/>
-              </w:rPr>
-            </w:pPr>
-            <w:r>
-              <w:rPr>
-                <w:rFonts w:ascii="Verdana" w:hAnsi="Verdana"/>
-              </w:rPr>
-              <w:t>:</w:t>
-            </w:r>
-          </w:p>
-        </w:tc>
-        <w:tc>
-          <w:tcPr>
-            <w:tcW w:w="5668" w:type="dxa"/>
-          </w:tcPr>
-          <w:p>
-            <w:pPr>
-              <w:spacing w:after="0" w:line="240" w:lineRule="auto"/>
-              <w:ind w:left="0" w:firstLine="0"/>
-              <w:rPr>
-                <w:rFonts w:ascii="Verdana" w:hAnsi="Verdana"/>
-              </w:rPr>
-            </w:pPr>
-            <w:r>
-              <w:rPr>
-                <w:rFonts w:ascii="Verdana" w:hAnsi="Verdana"/>
-              </w:rPr>
-              <w:t xml:space="preserve">{{Estimate Amount}}</w:t>
+                <w:b/>
+                <w:bCs/>
+                <w:sz w:val="18"/>
+                <w:szCs w:val="18"/>
+              </w:rPr>
+              <w:t xml:space="preserve">W.O No</w:t>
+            </w:r>
+          </w:p>
+        </w:tc>
+        <w:tc>
+          <w:tcPr>
+            <w:tcW w:w="2150" w:type="dxa"/>
+            <w:vAlign w:val="center"/>
+          </w:tcPr>
+          <w:p>
+            <w:pPr>
+              <w:spacing w:after="0" w:line="240" w:lineRule="auto"/>
+              <w:ind w:left="0" w:firstLine="0"/>
+              <w:jc w:val="center"/>
+              <w:rPr>
+                <w:rFonts w:ascii="Verdana" w:hAnsi="Verdana"/>
+              </w:rPr>
+            </w:pPr>
+            <w:r>
+              <w:rPr>
+                <w:rFonts w:ascii="Verdana" w:hAnsi="Verdana"/>
+                <w:b/>
+                <w:bCs/>
+                <w:sz w:val="18"/>
+                <w:szCs w:val="18"/>
+              </w:rPr>
+              <w:t xml:space="preserve">Name of the work</w:t>
+            </w:r>
+          </w:p>
+        </w:tc>
+        <w:tc>
+          <w:tcPr>
+            <w:tcW w:w="1100" w:type="dxa"/>
+            <w:vAlign w:val="center"/>
+          </w:tcPr>
+          <w:p>
+            <w:pPr>
+              <w:spacing w:after="0" w:line="240" w:lineRule="auto"/>
+              <w:ind w:left="0" w:firstLine="0"/>
+              <w:jc w:val="center"/>
+              <w:rPr>
+                <w:rFonts w:ascii="Verdana" w:hAnsi="Verdana"/>
+              </w:rPr>
+            </w:pPr>
+            <w:r>
+              <w:rPr>
+                <w:rFonts w:ascii="Verdana" w:hAnsi="Verdana"/>
+                <w:b/>
+                <w:bCs/>
+                <w:sz w:val="18"/>
+                <w:szCs w:val="18"/>
+              </w:rPr>
+              <w:t xml:space="preserve">Estd Amount (Rs. in Lakhs)</w:t>
+            </w:r>
+          </w:p>
+        </w:tc>
+        <w:tc>
+          <w:tcPr>
+            <w:tcW w:w="1400" w:type="dxa"/>
+            <w:vAlign w:val="center"/>
+          </w:tcPr>
+          <w:p>
+            <w:pPr>
+              <w:spacing w:after="0" w:line="240" w:lineRule="auto"/>
+              <w:ind w:left="0" w:firstLine="0"/>
+              <w:jc w:val="center"/>
+              <w:rPr>
+                <w:rFonts w:ascii="Verdana" w:hAnsi="Verdana"/>
+              </w:rPr>
+            </w:pPr>
+            <w:r>
+              <w:rPr>
+                <w:rFonts w:ascii="Verdana" w:hAnsi="Verdana"/>
+                <w:b/>
+                <w:bCs/>
+                <w:sz w:val="18"/>
+                <w:szCs w:val="18"/>
+              </w:rPr>
+              <w:t xml:space="preserve">Name of the agency</w:t>
+            </w:r>
+          </w:p>
+        </w:tc>
+        <w:tc>
+          <w:tcPr>
+            <w:tcW w:w="1500" w:type="dxa"/>
+            <w:vAlign w:val="center"/>
+          </w:tcPr>
+          <w:p>
+            <w:pPr>
+              <w:spacing w:after="0" w:line="240" w:lineRule="auto"/>
+              <w:ind w:left="0" w:firstLine="0"/>
+              <w:jc w:val="center"/>
+              <w:rPr>
+                <w:rFonts w:ascii="Verdana" w:hAnsi="Verdana"/>
+              </w:rPr>
+            </w:pPr>
+            <w:r>
+              <w:rPr>
+                <w:rFonts w:ascii="Verdana" w:hAnsi="Verdana"/>
+                <w:b/>
+                <w:bCs/>
+                <w:sz w:val="18"/>
+                <w:szCs w:val="18"/>
+              </w:rPr>
+              <w:t xml:space="preserve">AE Name &amp; Phone No.</w:t>
+            </w:r>
+          </w:p>
+        </w:tc>
+        <w:tc>
+          <w:tcPr>
+            <w:tcW w:w="1138" w:type="dxa"/>
+            <w:vAlign w:val="center"/>
+          </w:tcPr>
+          <w:p>
+            <w:pPr>
+              <w:spacing w:after="0" w:line="240" w:lineRule="auto"/>
+              <w:ind w:left="0" w:firstLine="0"/>
+              <w:jc w:val="center"/>
+              <w:rPr>
+                <w:rFonts w:ascii="Verdana" w:hAnsi="Verdana"/>
+              </w:rPr>
+            </w:pPr>
+            <w:r>
+              <w:rPr>
+                <w:rFonts w:ascii="Verdana" w:hAnsi="Verdana"/>
+                <w:b/>
+                <w:bCs/>
+                <w:sz w:val="18"/>
+                <w:szCs w:val="18"/>
+              </w:rPr>
+              <w:t xml:space="preserve">Type of test to be conduct</w:t>
             </w:r>
           </w:p>
         </w:tc>
       </w:tr>
       <w:tr>
         <w:trPr>
-          <w:trHeight w:val="300"/>
+          <w:cantSplit/>
+          <w:trHeight w:val="1400" w:hRule="atLeast"/>
         </w:trPr>
         <w:tc>
           <w:tcPr>
-            <w:tcW w:w="700" w:type="dxa"/>
+            <w:tcW w:w="550" w:type="dxa"/>
             <w:vAlign w:val="center"/>
           </w:tcPr>
           <w:p>
@@ -6552,82 +6596,64 @@
             <w:r>
               <w:rPr>
                 <w:rFonts w:ascii="Verdana" w:hAnsi="Verdana"/>
-              </w:rPr>
-              <w:t>3</w:t>
-            </w:r>
-          </w:p>
-        </w:tc>
-        <w:tc>
-          <w:tcPr>
-            <w:tcW w:w="2950" w:type="dxa"/>
-            <w:vAlign w:val="center"/>
-          </w:tcPr>
-          <w:p>
-            <w:pPr>
-              <w:tabs>
-                <w:tab w:val="left" w:pos="720"/>
-                <w:tab w:val="left" w:pos="2700"/>
-              </w:tabs>
-              <w:spacing w:after="0" w:line="240" w:lineRule="auto"/>
-              <w:ind w:left="0" w:firstLine="0"/>
-              <w:rPr>
-                <w:rFonts w:ascii="Verdana" w:hAnsi="Verdana"/>
-              </w:rPr>
-            </w:pPr>
-            <w:r>
-              <w:rPr>
-                <w:rFonts w:ascii="Verdana" w:hAnsi="Verdana"/>
-              </w:rPr>
-              <w:t>ECV Amount</w:t>
-            </w:r>
-          </w:p>
-        </w:tc>
-        <w:tc>
-          <w:tcPr>
-            <w:tcW w:w="420" w:type="dxa"/>
-          </w:tcPr>
-          <w:p>
-            <w:pPr>
-              <w:spacing w:after="0" w:line="240" w:lineRule="auto"/>
-              <w:ind w:left="0" w:firstLine="0"/>
-              <w:rPr>
-                <w:rFonts w:ascii="Verdana" w:hAnsi="Verdana"/>
-              </w:rPr>
-            </w:pPr>
-            <w:r>
-              <w:rPr>
-                <w:rFonts w:ascii="Verdana" w:hAnsi="Verdana"/>
-              </w:rPr>
-              <w:t>:</w:t>
-            </w:r>
-          </w:p>
-        </w:tc>
-        <w:tc>
-          <w:tcPr>
-            <w:tcW w:w="5668" w:type="dxa"/>
-          </w:tcPr>
-          <w:p>
-            <w:pPr>
-              <w:spacing w:after="0" w:line="240" w:lineRule="auto"/>
-              <w:ind w:left="0" w:firstLine="0"/>
-              <w:rPr>
-                <w:rFonts w:ascii="Verdana" w:hAnsi="Verdana"/>
-              </w:rPr>
-            </w:pPr>
-            <w:r>
-              <w:rPr>
-                <w:rFonts w:ascii="Verdana" w:hAnsi="Verdana"/>
-              </w:rPr>
-              <w:t xml:space="preserve">{{ECV Amount}}</w:t>
-            </w:r>
-          </w:p>
-        </w:tc>
-      </w:tr>
-      <w:tr>
-        <w:trPr/>
-        <w:tc>
-          <w:tcPr>
-            <w:tcW w:w="700" w:type="dxa"/>
+                <w:sz w:val="18"/>
+                <w:szCs w:val="18"/>
+              </w:rPr>
+              <w:t xml:space="preserve">1</w:t>
+            </w:r>
+          </w:p>
+        </w:tc>
+        <w:tc>
+          <w:tcPr>
+            <w:tcW w:w="1900" w:type="dxa"/>
+            <w:vAlign w:val="center"/>
+          </w:tcPr>
+          <w:p>
+            <w:pPr>
+              <w:spacing w:after="0" w:line="240" w:lineRule="auto"/>
+              <w:ind w:left="0" w:firstLine="0"/>
+              <w:jc w:val="left"/>
+              <w:rPr>
+                <w:rFonts w:ascii="Verdana" w:hAnsi="Verdana"/>
+              </w:rPr>
+            </w:pPr>
+            <w:r>
+              <w:rPr>
+                <w:rFonts w:ascii="Verdana" w:hAnsi="Verdana"/>
+                <w:sz w:val="16"/>
+                <w:szCs w:val="16"/>
+              </w:rPr>
+              <w:t xml:space="preserve">{{Work Order No and Date}}</w:t>
+            </w:r>
+          </w:p>
+        </w:tc>
+        <w:tc>
+          <w:tcPr>
+            <w:tcW w:w="2150" w:type="dxa"/>
+            <w:vAlign w:val="center"/>
+          </w:tcPr>
+          <w:p>
+            <w:pPr>
+              <w:spacing w:after="0" w:line="240" w:lineRule="auto"/>
+              <w:ind w:left="0" w:firstLine="0"/>
+              <w:jc w:val="left"/>
+              <w:rPr>
+                <w:rFonts w:ascii="Verdana" w:hAnsi="Verdana"/>
+              </w:rPr>
+            </w:pPr>
+            <w:r>
+              <w:rPr>
+                <w:rFonts w:ascii="Verdana" w:hAnsi="Verdana"/>
+                <w:sz w:val="18"/>
+                <w:szCs w:val="18"/>
+              </w:rPr>
+              <w:t xml:space="preserve">{{Name of the work}}</w:t>
+            </w:r>
+          </w:p>
+        </w:tc>
+        <w:tc>
+          <w:tcPr>
+            <w:tcW w:w="1100" w:type="dxa"/>
             <w:vAlign w:val="center"/>
           </w:tcPr>
           <w:p>
@@ -6642,84 +6668,64 @@
             <w:r>
               <w:rPr>
                 <w:rFonts w:ascii="Verdana" w:hAnsi="Verdana"/>
-              </w:rPr>
-              <w:t>4</w:t>
-            </w:r>
-          </w:p>
-        </w:tc>
-        <w:tc>
-          <w:tcPr>
-            <w:tcW w:w="2950" w:type="dxa"/>
-            <w:vAlign w:val="center"/>
-          </w:tcPr>
-          <w:p>
-            <w:pPr>
-              <w:tabs>
-                <w:tab w:val="left" w:pos="720"/>
-                <w:tab w:val="left" w:pos="2700"/>
-              </w:tabs>
-              <w:spacing w:after="0" w:line="240" w:lineRule="auto"/>
-              <w:ind w:left="0" w:firstLine="0"/>
-              <w:rPr>
-                <w:rFonts w:ascii="Verdana" w:hAnsi="Verdana"/>
-              </w:rPr>
-            </w:pPr>
-            <w:r>
-              <w:rPr>
-                <w:rFonts w:ascii="Verdana" w:hAnsi="Verdana"/>
-              </w:rPr>
-              <w:t>Contract Amount</w:t>
-            </w:r>
-          </w:p>
-        </w:tc>
-        <w:tc>
-          <w:tcPr>
-            <w:tcW w:w="420" w:type="dxa"/>
-          </w:tcPr>
-          <w:p>
-            <w:pPr>
-              <w:spacing w:after="0" w:line="240" w:lineRule="auto"/>
-              <w:ind w:left="0" w:firstLine="0"/>
-              <w:rPr>
-                <w:rFonts w:ascii="Verdana" w:hAnsi="Verdana"/>
-              </w:rPr>
-            </w:pPr>
-            <w:r>
-              <w:rPr>
-                <w:rFonts w:ascii="Verdana" w:hAnsi="Verdana"/>
-              </w:rPr>
-              <w:t>:</w:t>
-            </w:r>
-          </w:p>
-        </w:tc>
-        <w:tc>
-          <w:tcPr>
-            <w:tcW w:w="5668" w:type="dxa"/>
-          </w:tcPr>
-          <w:p>
-            <w:pPr>
-              <w:spacing w:after="0" w:line="240" w:lineRule="auto"/>
-              <w:ind w:left="0" w:firstLine="0"/>
-              <w:rPr>
-                <w:rFonts w:ascii="Verdana" w:hAnsi="Verdana"/>
-              </w:rPr>
-            </w:pPr>
-            <w:r>
-              <w:rPr>
-                <w:rFonts w:ascii="Verdana" w:hAnsi="Verdana"/>
-              </w:rPr>
-              <w:t xml:space="preserve">{{Contract Amount}}</w:t>
-            </w:r>
-          </w:p>
-        </w:tc>
-      </w:tr>
-      <w:tr>
-        <w:trPr>
-          <w:trHeight w:val="300"/>
-        </w:trPr>
-        <w:tc>
-          <w:tcPr>
-            <w:tcW w:w="700" w:type="dxa"/>
+                <w:sz w:val="18"/>
+                <w:szCs w:val="18"/>
+              </w:rPr>
+              <w:t xml:space="preserve">{{Estimate Lakhs}}</w:t>
+            </w:r>
+          </w:p>
+        </w:tc>
+        <w:tc>
+          <w:tcPr>
+            <w:tcW w:w="1400" w:type="dxa"/>
+            <w:vAlign w:val="center"/>
+          </w:tcPr>
+          <w:p>
+            <w:pPr>
+              <w:spacing w:after="0" w:line="240" w:lineRule="auto"/>
+              <w:ind w:left="0" w:firstLine="0"/>
+              <w:jc w:val="left"/>
+              <w:rPr>
+                <w:rFonts w:ascii="Verdana" w:hAnsi="Verdana"/>
+              </w:rPr>
+            </w:pPr>
+            <w:r>
+              <w:rPr>
+                <w:rFonts w:ascii="Verdana" w:hAnsi="Verdana"/>
+                <w:sz w:val="18"/>
+                <w:szCs w:val="18"/>
+              </w:rPr>
+              <w:t xml:space="preserve">{{Name of the Agency}}</w:t>
+            </w:r>
+          </w:p>
+        </w:tc>
+        <w:tc>
+          <w:tcPr>
+            <w:tcW w:w="1500" w:type="dxa"/>
+            <w:vAlign w:val="center"/>
+          </w:tcPr>
+          <w:p>
+            <w:pPr>
+              <w:spacing w:after="0" w:line="240" w:lineRule="auto"/>
+              <w:ind w:left="0" w:firstLine="0"/>
+              <w:jc w:val="left"/>
+              <w:rPr>
+                <w:rFonts w:ascii="Verdana" w:hAnsi="Verdana"/>
+              </w:rPr>
+            </w:pPr>
+            <w:r>
+              <w:rPr>
+                <w:rFonts w:ascii="Verdana" w:hAnsi="Verdana"/>
+                <w:sz w:val="18"/>
+                <w:szCs w:val="18"/>
+              </w:rPr>
+              <w:t xml:space="preserve">{{AE Name Phone}}</w:t>
+            </w:r>
+          </w:p>
+        </w:tc>
+        <w:tc>
+          <w:tcPr>
+            <w:tcW w:w="1138" w:type="dxa"/>
             <w:vAlign w:val="center"/>
           </w:tcPr>
           <w:p>
@@ -6734,931 +6740,10 @@
             <w:r>
               <w:rPr>
                 <w:rFonts w:ascii="Verdana" w:hAnsi="Verdana"/>
-              </w:rPr>
-              <w:t>5</w:t>
-            </w:r>
-          </w:p>
-        </w:tc>
-        <w:tc>
-          <w:tcPr>
-            <w:tcW w:w="2950" w:type="dxa"/>
-            <w:vAlign w:val="center"/>
-          </w:tcPr>
-          <w:p>
-            <w:pPr>
-              <w:tabs>
-                <w:tab w:val="left" w:pos="720"/>
-                <w:tab w:val="left" w:pos="2700"/>
-              </w:tabs>
-              <w:spacing w:after="0" w:line="240" w:lineRule="auto"/>
-              <w:ind w:left="0" w:firstLine="0"/>
-              <w:rPr>
-                <w:rFonts w:ascii="Verdana" w:hAnsi="Verdana"/>
-              </w:rPr>
-            </w:pPr>
-            <w:r>
-              <w:rPr>
-                <w:rFonts w:ascii="Verdana" w:hAnsi="Verdana"/>
-              </w:rPr>
-              <w:t>WIN Code</w:t>
-            </w:r>
-          </w:p>
-        </w:tc>
-        <w:tc>
-          <w:tcPr>
-            <w:tcW w:w="420" w:type="dxa"/>
-          </w:tcPr>
-          <w:p>
-            <w:pPr>
-              <w:spacing w:after="0" w:line="240" w:lineRule="auto"/>
-              <w:ind w:left="0" w:firstLine="0"/>
-              <w:rPr>
-                <w:rFonts w:ascii="Verdana" w:hAnsi="Verdana"/>
-              </w:rPr>
-            </w:pPr>
-            <w:r>
-              <w:rPr>
-                <w:rFonts w:ascii="Verdana" w:hAnsi="Verdana"/>
-              </w:rPr>
-              <w:t>:</w:t>
-            </w:r>
-          </w:p>
-        </w:tc>
-        <w:tc>
-          <w:tcPr>
-            <w:tcW w:w="5668" w:type="dxa"/>
-          </w:tcPr>
-          <w:p>
-            <w:pPr>
-              <w:spacing w:after="0" w:line="240" w:lineRule="auto"/>
-              <w:ind w:left="0" w:firstLine="0"/>
-              <w:rPr>
-                <w:rFonts w:ascii="Verdana" w:hAnsi="Verdana"/>
-              </w:rPr>
-            </w:pPr>
-            <w:r>
-              <w:rPr>
-                <w:rFonts w:ascii="Verdana" w:hAnsi="Verdana"/>
-              </w:rPr>
-              <w:t xml:space="preserve">{{Wincode}}</w:t>
-            </w:r>
-          </w:p>
-        </w:tc>
-      </w:tr>
-      <w:tr>
-        <w:trPr/>
-        <w:tc>
-          <w:tcPr>
-            <w:tcW w:w="700" w:type="dxa"/>
-            <w:vAlign w:val="center"/>
-          </w:tcPr>
-          <w:p>
-            <w:pPr>
-              <w:spacing w:after="0" w:line="240" w:lineRule="auto"/>
-              <w:ind w:left="0" w:firstLine="0"/>
-              <w:jc w:val="center"/>
-              <w:rPr>
-                <w:rFonts w:ascii="Verdana" w:hAnsi="Verdana"/>
-              </w:rPr>
-            </w:pPr>
-            <w:r>
-              <w:rPr>
-                <w:rFonts w:ascii="Verdana" w:hAnsi="Verdana"/>
-              </w:rPr>
-              <w:t>6</w:t>
-            </w:r>
-          </w:p>
-        </w:tc>
-        <w:tc>
-          <w:tcPr>
-            <w:tcW w:w="2950" w:type="dxa"/>
-            <w:vAlign w:val="center"/>
-          </w:tcPr>
-          <w:p>
-            <w:pPr>
-              <w:tabs>
-                <w:tab w:val="left" w:pos="720"/>
-                <w:tab w:val="left" w:pos="2700"/>
-              </w:tabs>
-              <w:spacing w:after="0" w:line="240" w:lineRule="auto"/>
-              <w:ind w:left="0" w:firstLine="0"/>
-              <w:rPr>
-                <w:rFonts w:ascii="Verdana" w:hAnsi="Verdana"/>
-              </w:rPr>
-            </w:pPr>
-            <w:r>
-              <w:rPr>
-                <w:rFonts w:ascii="Verdana" w:hAnsi="Verdana"/>
-              </w:rPr>
-              <w:t>Name of the Agency</w:t>
-            </w:r>
-          </w:p>
-        </w:tc>
-        <w:tc>
-          <w:tcPr>
-            <w:tcW w:w="420" w:type="dxa"/>
-          </w:tcPr>
-          <w:p>
-            <w:pPr>
-              <w:spacing w:after="0" w:line="240" w:lineRule="auto"/>
-              <w:ind w:left="0" w:firstLine="0"/>
-              <w:rPr>
-                <w:rFonts w:ascii="Verdana" w:hAnsi="Verdana"/>
-              </w:rPr>
-            </w:pPr>
-            <w:r>
-              <w:rPr>
-                <w:rFonts w:ascii="Verdana" w:hAnsi="Verdana"/>
-              </w:rPr>
-              <w:t>:</w:t>
-            </w:r>
-          </w:p>
-        </w:tc>
-        <w:tc>
-          <w:tcPr>
-            <w:tcW w:w="5668" w:type="dxa"/>
-          </w:tcPr>
-          <w:p>
-            <w:pPr>
-              <w:spacing w:after="0" w:line="240" w:lineRule="auto"/>
-              <w:ind w:left="0" w:firstLine="0"/>
-              <w:rPr>
-                <w:rFonts w:ascii="Verdana" w:hAnsi="Verdana"/>
-              </w:rPr>
-            </w:pPr>
-            <w:r>
-              <w:rPr>
-                <w:rFonts w:ascii="Verdana" w:hAnsi="Verdana"/>
-              </w:rPr>
-              <w:t xml:space="preserve">{{Name of the Agency}}</w:t>
-            </w:r>
-          </w:p>
-        </w:tc>
-      </w:tr>
-      <w:tr>
-        <w:trPr/>
-        <w:tc>
-          <w:tcPr>
-            <w:tcW w:w="700" w:type="dxa"/>
-            <w:vAlign w:val="center"/>
-          </w:tcPr>
-          <w:p>
-            <w:pPr>
-              <w:spacing w:after="0" w:line="240" w:lineRule="auto"/>
-              <w:ind w:left="0" w:firstLine="0"/>
-              <w:jc w:val="center"/>
-              <w:rPr>
-                <w:rFonts w:ascii="Verdana" w:hAnsi="Verdana"/>
-              </w:rPr>
-            </w:pPr>
-            <w:r>
-              <w:rPr>
-                <w:rFonts w:ascii="Verdana" w:hAnsi="Verdana"/>
-              </w:rPr>
-              <w:t>7</w:t>
-            </w:r>
-          </w:p>
-        </w:tc>
-        <w:tc>
-          <w:tcPr>
-            <w:tcW w:w="2950" w:type="dxa"/>
-            <w:vAlign w:val="center"/>
-          </w:tcPr>
-          <w:p>
-            <w:pPr>
-              <w:tabs>
-                <w:tab w:val="left" w:pos="720"/>
-                <w:tab w:val="left" w:pos="2700"/>
-              </w:tabs>
-              <w:spacing w:after="0" w:line="240" w:lineRule="auto"/>
-              <w:ind w:left="0" w:firstLine="0"/>
-              <w:rPr>
-                <w:rFonts w:ascii="Verdana" w:hAnsi="Verdana"/>
-              </w:rPr>
-            </w:pPr>
-            <w:r>
-              <w:rPr>
-                <w:rFonts w:ascii="Verdana" w:hAnsi="Verdana"/>
-              </w:rPr>
-              <w:t>GST No.</w:t>
-            </w:r>
-          </w:p>
-        </w:tc>
-        <w:tc>
-          <w:tcPr>
-            <w:tcW w:w="420" w:type="dxa"/>
-          </w:tcPr>
-          <w:p>
-            <w:pPr>
-              <w:spacing w:after="0" w:line="240" w:lineRule="auto"/>
-              <w:ind w:left="0" w:firstLine="0"/>
-              <w:rPr>
-                <w:rFonts w:ascii="Verdana" w:hAnsi="Verdana"/>
-              </w:rPr>
-            </w:pPr>
-            <w:r>
-              <w:rPr>
-                <w:rFonts w:ascii="Verdana" w:hAnsi="Verdana"/>
-              </w:rPr>
-              <w:t>:</w:t>
-            </w:r>
-          </w:p>
-        </w:tc>
-        <w:tc>
-          <w:tcPr>
-            <w:tcW w:w="5668" w:type="dxa"/>
-          </w:tcPr>
-          <w:p>
-            <w:pPr>
-              <w:spacing w:after="0" w:line="240" w:lineRule="auto"/>
-              <w:ind w:left="0" w:firstLine="0"/>
-              <w:rPr>
-                <w:rFonts w:ascii="Verdana" w:hAnsi="Verdana"/>
-              </w:rPr>
-            </w:pPr>
-          </w:p>
-        </w:tc>
-      </w:tr>
-      <w:tr>
-        <w:trPr>
-          <w:trHeight w:val="300"/>
-        </w:trPr>
-        <w:tc>
-          <w:tcPr>
-            <w:tcW w:w="700" w:type="dxa"/>
-            <w:vAlign w:val="center"/>
-          </w:tcPr>
-          <w:p>
-            <w:pPr>
-              <w:spacing w:after="0" w:line="240" w:lineRule="auto"/>
-              <w:ind w:left="0" w:firstLine="0"/>
-              <w:jc w:val="center"/>
-              <w:rPr>
-                <w:rFonts w:ascii="Verdana" w:hAnsi="Verdana"/>
-              </w:rPr>
-            </w:pPr>
-            <w:r>
-              <w:rPr>
-                <w:rFonts w:ascii="Verdana" w:hAnsi="Verdana"/>
-              </w:rPr>
-              <w:t>8</w:t>
-            </w:r>
-          </w:p>
-        </w:tc>
-        <w:tc>
-          <w:tcPr>
-            <w:tcW w:w="2950" w:type="dxa"/>
-            <w:vAlign w:val="center"/>
-          </w:tcPr>
-          <w:p>
-            <w:pPr>
-              <w:tabs>
-                <w:tab w:val="left" w:pos="720"/>
-                <w:tab w:val="left" w:pos="2700"/>
-              </w:tabs>
-              <w:spacing w:after="0" w:line="240" w:lineRule="auto"/>
-              <w:ind w:left="0" w:firstLine="0"/>
-              <w:rPr>
-                <w:rFonts w:ascii="Verdana" w:hAnsi="Verdana"/>
-              </w:rPr>
-            </w:pPr>
-            <w:r>
-              <w:rPr>
-                <w:rFonts w:ascii="Verdana" w:hAnsi="Verdana"/>
-              </w:rPr>
-              <w:t>Period of completion</w:t>
-            </w:r>
-          </w:p>
-        </w:tc>
-        <w:tc>
-          <w:tcPr>
-            <w:tcW w:w="420" w:type="dxa"/>
-          </w:tcPr>
-          <w:p>
-            <w:pPr>
-              <w:spacing w:after="0" w:line="240" w:lineRule="auto"/>
-              <w:ind w:left="0" w:firstLine="0"/>
-              <w:rPr>
-                <w:rFonts w:ascii="Verdana" w:hAnsi="Verdana"/>
-              </w:rPr>
-            </w:pPr>
-            <w:r>
-              <w:rPr>
-                <w:rFonts w:ascii="Verdana" w:hAnsi="Verdana"/>
-              </w:rPr>
-              <w:t>:</w:t>
-            </w:r>
-          </w:p>
-        </w:tc>
-        <w:tc>
-          <w:tcPr>
-            <w:tcW w:w="5668" w:type="dxa"/>
-          </w:tcPr>
-          <w:p>
-            <w:pPr>
-              <w:spacing w:after="0" w:line="240" w:lineRule="auto"/>
-              <w:ind w:left="0" w:firstLine="0"/>
-              <w:rPr>
-                <w:rFonts w:ascii="Verdana" w:hAnsi="Verdana"/>
-              </w:rPr>
-            </w:pPr>
-            <w:r>
-              <w:rPr>
-                <w:rFonts w:ascii="Verdana" w:hAnsi="Verdana"/>
-              </w:rPr>
-              <w:t xml:space="preserve">{{Completion Period}}</w:t>
-            </w:r>
-          </w:p>
-        </w:tc>
-      </w:tr>
-      <w:tr>
-        <w:trPr>
-          <w:trHeight w:val="176"/>
-        </w:trPr>
-        <w:tc>
-          <w:tcPr>
-            <w:tcW w:w="700" w:type="dxa"/>
-            <w:vAlign w:val="center"/>
-          </w:tcPr>
-          <w:p>
-            <w:pPr>
-              <w:spacing w:after="0" w:line="240" w:lineRule="auto"/>
-              <w:ind w:left="0" w:firstLine="0"/>
-              <w:jc w:val="center"/>
-              <w:rPr>
-                <w:rFonts w:ascii="Verdana" w:hAnsi="Verdana"/>
-              </w:rPr>
-            </w:pPr>
-            <w:r>
-              <w:rPr>
-                <w:rFonts w:ascii="Verdana" w:hAnsi="Verdana"/>
-              </w:rPr>
-              <w:t>9</w:t>
-            </w:r>
-          </w:p>
-        </w:tc>
-        <w:tc>
-          <w:tcPr>
-            <w:tcW w:w="2950" w:type="dxa"/>
-            <w:vAlign w:val="center"/>
-          </w:tcPr>
-          <w:p>
-            <w:pPr>
-              <w:tabs>
-                <w:tab w:val="left" w:pos="720"/>
-                <w:tab w:val="left" w:pos="2700"/>
-              </w:tabs>
-              <w:spacing w:after="0" w:line="240" w:lineRule="auto"/>
-              <w:ind w:left="0" w:firstLine="0"/>
-              <w:rPr>
-                <w:rFonts w:ascii="Verdana" w:hAnsi="Verdana"/>
-              </w:rPr>
-            </w:pPr>
-            <w:r>
-              <w:rPr>
-                <w:rFonts w:ascii="Verdana" w:hAnsi="Verdana"/>
-              </w:rPr>
-              <w:t>Date of Mark Out</w:t>
-            </w:r>
-          </w:p>
-        </w:tc>
-        <w:tc>
-          <w:tcPr>
-            <w:tcW w:w="420" w:type="dxa"/>
-          </w:tcPr>
-          <w:p>
-            <w:pPr>
-              <w:spacing w:after="0" w:line="240" w:lineRule="auto"/>
-              <w:ind w:left="0" w:firstLine="0"/>
-              <w:rPr>
-                <w:rFonts w:ascii="Verdana" w:hAnsi="Verdana"/>
-              </w:rPr>
-            </w:pPr>
-            <w:r>
-              <w:rPr>
-                <w:rFonts w:ascii="Verdana" w:hAnsi="Verdana"/>
-              </w:rPr>
-              <w:t>:</w:t>
-            </w:r>
-          </w:p>
-        </w:tc>
-        <w:tc>
-          <w:tcPr>
-            <w:tcW w:w="5668" w:type="dxa"/>
-          </w:tcPr>
-          <w:p>
-            <w:pPr>
-              <w:spacing w:after="0" w:line="240" w:lineRule="auto"/>
-              <w:ind w:left="0" w:firstLine="0"/>
-              <w:rPr>
-                <w:rFonts w:ascii="Verdana" w:hAnsi="Verdana"/>
-              </w:rPr>
-            </w:pPr>
-          </w:p>
-        </w:tc>
-      </w:tr>
-      <w:tr>
-        <w:trPr/>
-        <w:tc>
-          <w:tcPr>
-            <w:tcW w:w="700" w:type="dxa"/>
-            <w:vAlign w:val="center"/>
-          </w:tcPr>
-          <w:p>
-            <w:pPr>
-              <w:spacing w:after="0" w:line="240" w:lineRule="auto"/>
-              <w:ind w:left="0" w:firstLine="0"/>
-              <w:jc w:val="center"/>
-              <w:rPr>
-                <w:rFonts w:ascii="Verdana" w:hAnsi="Verdana"/>
-              </w:rPr>
-            </w:pPr>
-            <w:r>
-              <w:rPr>
-                <w:rFonts w:ascii="Verdana" w:hAnsi="Verdana"/>
-              </w:rPr>
-              <w:t>10</w:t>
-            </w:r>
-          </w:p>
-        </w:tc>
-        <w:tc>
-          <w:tcPr>
-            <w:tcW w:w="2950" w:type="dxa"/>
-            <w:vAlign w:val="center"/>
-          </w:tcPr>
-          <w:p>
-            <w:pPr>
-              <w:tabs>
-                <w:tab w:val="left" w:pos="720"/>
-                <w:tab w:val="left" w:pos="2700"/>
-              </w:tabs>
-              <w:spacing w:after="0" w:line="240" w:lineRule="auto"/>
-              <w:ind w:left="0" w:firstLine="0"/>
-              <w:rPr>
-                <w:rFonts w:ascii="Verdana" w:hAnsi="Verdana"/>
-              </w:rPr>
-            </w:pPr>
-            <w:r>
-              <w:rPr>
-                <w:rFonts w:ascii="Verdana" w:hAnsi="Verdana"/>
-              </w:rPr>
-              <w:t>Status of Work</w:t>
-            </w:r>
-          </w:p>
-        </w:tc>
-        <w:tc>
-          <w:tcPr>
-            <w:tcW w:w="420" w:type="dxa"/>
-          </w:tcPr>
-          <w:p>
-            <w:pPr>
-              <w:spacing w:after="0" w:line="240" w:lineRule="auto"/>
-              <w:ind w:left="0" w:firstLine="0"/>
-              <w:rPr>
-                <w:rFonts w:ascii="Verdana" w:hAnsi="Verdana"/>
-              </w:rPr>
-            </w:pPr>
-            <w:r>
-              <w:rPr>
-                <w:rFonts w:ascii="Verdana" w:hAnsi="Verdana"/>
-              </w:rPr>
-              <w:t>:</w:t>
-            </w:r>
-          </w:p>
-        </w:tc>
-        <w:tc>
-          <w:tcPr>
-            <w:tcW w:w="5668" w:type="dxa"/>
-          </w:tcPr>
-          <w:p>
-            <w:pPr>
-              <w:spacing w:after="0" w:line="240" w:lineRule="auto"/>
-              <w:ind w:left="0" w:firstLine="0"/>
-              <w:rPr>
-                <w:rFonts w:ascii="Verdana" w:hAnsi="Verdana"/>
-              </w:rPr>
-            </w:pPr>
-            <w:r>
-              <w:rPr>
-                <w:rFonts w:ascii="Verdana" w:hAnsi="Verdana"/>
-              </w:rPr>
-              <w:t>Completed</w:t>
-            </w:r>
-          </w:p>
-        </w:tc>
-      </w:tr>
-      <w:tr>
-        <w:trPr/>
-        <w:tc>
-          <w:tcPr>
-            <w:tcW w:w="700" w:type="dxa"/>
-            <w:vAlign w:val="center"/>
-          </w:tcPr>
-          <w:p>
-            <w:pPr>
-              <w:spacing w:after="0" w:line="240" w:lineRule="auto"/>
-              <w:ind w:left="0" w:firstLine="0"/>
-              <w:jc w:val="center"/>
-              <w:rPr>
-                <w:rFonts w:ascii="Verdana" w:hAnsi="Verdana"/>
-              </w:rPr>
-            </w:pPr>
-            <w:r>
-              <w:rPr>
-                <w:rFonts w:ascii="Verdana" w:hAnsi="Verdana"/>
-              </w:rPr>
-              <w:t>1</w:t>
-            </w:r>
-            <w:r>
-              <w:rPr>
-                <w:rFonts w:ascii="Verdana" w:hAnsi="Verdana"/>
-              </w:rPr>
-              <w:t>1</w:t>
-            </w:r>
-          </w:p>
-        </w:tc>
-        <w:tc>
-          <w:tcPr>
-            <w:tcW w:w="2950" w:type="dxa"/>
-            <w:vAlign w:val="center"/>
-          </w:tcPr>
-          <w:p>
-            <w:pPr>
-              <w:tabs>
-                <w:tab w:val="left" w:pos="720"/>
-                <w:tab w:val="left" w:pos="2700"/>
-              </w:tabs>
-              <w:spacing w:after="0" w:line="240" w:lineRule="auto"/>
-              <w:ind w:left="0" w:firstLine="0"/>
-              <w:rPr>
-                <w:rFonts w:ascii="Verdana" w:hAnsi="Verdana"/>
-              </w:rPr>
-            </w:pPr>
-            <w:r>
-              <w:rPr>
-                <w:rFonts w:ascii="Verdana" w:hAnsi="Verdana"/>
-              </w:rPr>
-              <w:t>Technically sanctioned estimate copy (</w:t>
-            </w:r>
-            <w:r>
-              <w:rPr>
-                <w:rFonts w:ascii="Verdana" w:hAnsi="Verdana"/>
-                <w:b/>
-              </w:rPr>
-              <w:t>attested</w:t>
-            </w:r>
-            <w:r>
-              <w:rPr>
-                <w:rFonts w:ascii="Verdana" w:hAnsi="Verdana"/>
-              </w:rPr>
-              <w:t>)</w:t>
-            </w:r>
-          </w:p>
-        </w:tc>
-        <w:tc>
-          <w:tcPr>
-            <w:tcW w:w="420" w:type="dxa"/>
-          </w:tcPr>
-          <w:p>
-            <w:pPr>
-              <w:spacing w:after="0" w:line="240" w:lineRule="auto"/>
-              <w:ind w:left="0" w:firstLine="0"/>
-              <w:rPr>
-                <w:rFonts w:ascii="Verdana" w:hAnsi="Verdana"/>
-              </w:rPr>
-            </w:pPr>
-            <w:r>
-              <w:rPr>
-                <w:rFonts w:ascii="Verdana" w:hAnsi="Verdana"/>
-              </w:rPr>
-              <w:t>:</w:t>
-            </w:r>
-          </w:p>
-        </w:tc>
-        <w:tc>
-          <w:tcPr>
-            <w:tcW w:w="5668" w:type="dxa"/>
-          </w:tcPr>
-          <w:p>
-            <w:pPr>
-              <w:tabs>
-                <w:tab w:val="left" w:pos="720"/>
-                <w:tab w:val="left" w:pos="2700"/>
-              </w:tabs>
-              <w:spacing w:after="0" w:line="240" w:lineRule="auto"/>
-              <w:ind w:left="0" w:firstLine="0"/>
-              <w:jc w:val="both"/>
-              <w:rPr>
-                <w:rFonts w:ascii="Verdana" w:hAnsi="Verdana"/>
-              </w:rPr>
-            </w:pPr>
-            <w:r>
-              <w:rPr>
-                <w:rFonts w:ascii="Verdana" w:hAnsi="Verdana"/>
-              </w:rPr>
-              <w:t xml:space="preserve">Yes </w:t>
-            </w:r>
-          </w:p>
-        </w:tc>
-      </w:tr>
-      <w:tr>
-        <w:trPr/>
-        <w:tc>
-          <w:tcPr>
-            <w:tcW w:w="700" w:type="dxa"/>
-            <w:vAlign w:val="center"/>
-          </w:tcPr>
-          <w:p>
-            <w:pPr>
-              <w:spacing w:after="0" w:line="240" w:lineRule="auto"/>
-              <w:ind w:left="0" w:firstLine="0"/>
-              <w:jc w:val="center"/>
-              <w:rPr>
-                <w:rFonts w:ascii="Verdana" w:hAnsi="Verdana"/>
-              </w:rPr>
-            </w:pPr>
-            <w:r>
-              <w:rPr>
-                <w:rFonts w:ascii="Verdana" w:hAnsi="Verdana"/>
-              </w:rPr>
-              <w:t>1</w:t>
-            </w:r>
-            <w:r>
-              <w:rPr>
-                <w:rFonts w:ascii="Verdana" w:hAnsi="Verdana"/>
-              </w:rPr>
-              <w:t>2</w:t>
-            </w:r>
-          </w:p>
-        </w:tc>
-        <w:tc>
-          <w:tcPr>
-            <w:tcW w:w="2950" w:type="dxa"/>
-            <w:vAlign w:val="center"/>
-          </w:tcPr>
-          <w:p>
-            <w:pPr>
-              <w:tabs>
-                <w:tab w:val="left" w:pos="720"/>
-                <w:tab w:val="left" w:pos="2700"/>
-              </w:tabs>
-              <w:spacing w:after="0" w:line="240" w:lineRule="auto"/>
-              <w:ind w:left="0" w:firstLine="0"/>
-              <w:rPr>
-                <w:rFonts w:ascii="Verdana" w:hAnsi="Verdana"/>
-              </w:rPr>
-            </w:pPr>
-            <w:r>
-              <w:rPr>
-                <w:rFonts w:ascii="Verdana" w:hAnsi="Verdana"/>
-              </w:rPr>
-              <w:t>Detailed original / attested copy of site plan</w:t>
-            </w:r>
-          </w:p>
-        </w:tc>
-        <w:tc>
-          <w:tcPr>
-            <w:tcW w:w="420" w:type="dxa"/>
-          </w:tcPr>
-          <w:p>
-            <w:pPr>
-              <w:spacing w:after="0" w:line="240" w:lineRule="auto"/>
-              <w:ind w:left="0" w:firstLine="0"/>
-              <w:rPr>
-                <w:rFonts w:ascii="Verdana" w:hAnsi="Verdana"/>
-              </w:rPr>
-            </w:pPr>
-            <w:r>
-              <w:rPr>
-                <w:rFonts w:ascii="Verdana" w:hAnsi="Verdana"/>
-              </w:rPr>
-              <w:t>:</w:t>
-            </w:r>
-          </w:p>
-        </w:tc>
-        <w:tc>
-          <w:tcPr>
-            <w:tcW w:w="5668" w:type="dxa"/>
-          </w:tcPr>
-          <w:p>
-            <w:pPr>
-              <w:tabs>
-                <w:tab w:val="left" w:pos="720"/>
-                <w:tab w:val="left" w:pos="2700"/>
-              </w:tabs>
-              <w:spacing w:after="0" w:line="240" w:lineRule="auto"/>
-              <w:ind w:left="0" w:firstLine="0"/>
-              <w:jc w:val="both"/>
-              <w:rPr>
-                <w:rFonts w:ascii="Verdana" w:hAnsi="Verdana"/>
-              </w:rPr>
-            </w:pPr>
-            <w:r>
-              <w:rPr>
-                <w:rFonts w:ascii="Verdana" w:hAnsi="Verdana"/>
-              </w:rPr>
-              <w:t xml:space="preserve">Yes </w:t>
-            </w:r>
-          </w:p>
-        </w:tc>
-      </w:tr>
-      <w:tr>
-        <w:trPr/>
-        <w:tc>
-          <w:tcPr>
-            <w:tcW w:w="700" w:type="dxa"/>
-            <w:vAlign w:val="center"/>
-          </w:tcPr>
-          <w:p>
-            <w:pPr>
-              <w:spacing w:after="0" w:line="240" w:lineRule="auto"/>
-              <w:ind w:left="0" w:firstLine="0"/>
-              <w:jc w:val="center"/>
-              <w:rPr>
-                <w:rFonts w:ascii="Verdana" w:hAnsi="Verdana"/>
-              </w:rPr>
-            </w:pPr>
-            <w:r>
-              <w:rPr>
-                <w:rFonts w:ascii="Verdana" w:hAnsi="Verdana"/>
-              </w:rPr>
-              <w:t>1</w:t>
-            </w:r>
-            <w:r>
-              <w:rPr>
-                <w:rFonts w:ascii="Verdana" w:hAnsi="Verdana"/>
-              </w:rPr>
-              <w:t>3</w:t>
-            </w:r>
-          </w:p>
-        </w:tc>
-        <w:tc>
-          <w:tcPr>
-            <w:tcW w:w="2950" w:type="dxa"/>
-            <w:vAlign w:val="center"/>
-          </w:tcPr>
-          <w:p>
-            <w:pPr>
-              <w:tabs>
-                <w:tab w:val="left" w:pos="720"/>
-                <w:tab w:val="left" w:pos="2700"/>
-              </w:tabs>
-              <w:spacing w:after="0" w:line="240" w:lineRule="auto"/>
-              <w:ind w:left="0" w:firstLine="0"/>
-              <w:rPr>
-                <w:rFonts w:ascii="Verdana" w:hAnsi="Verdana"/>
-              </w:rPr>
-            </w:pPr>
-            <w:r>
-              <w:rPr>
-                <w:rFonts w:ascii="Verdana" w:hAnsi="Verdana"/>
-              </w:rPr>
-              <w:t>Work order</w:t>
-            </w:r>
-          </w:p>
-        </w:tc>
-        <w:tc>
-          <w:tcPr>
-            <w:tcW w:w="420" w:type="dxa"/>
-          </w:tcPr>
-          <w:p>
-            <w:pPr>
-              <w:spacing w:after="0" w:line="240" w:lineRule="auto"/>
-              <w:ind w:left="0" w:firstLine="0"/>
-              <w:rPr>
-                <w:rFonts w:ascii="Verdana" w:hAnsi="Verdana"/>
-              </w:rPr>
-            </w:pPr>
-            <w:r>
-              <w:rPr>
-                <w:rFonts w:ascii="Verdana" w:hAnsi="Verdana"/>
-              </w:rPr>
-              <w:t>:</w:t>
-            </w:r>
-          </w:p>
-        </w:tc>
-        <w:tc>
-          <w:tcPr>
-            <w:tcW w:w="5668" w:type="dxa"/>
-          </w:tcPr>
-          <w:p>
-            <w:pPr>
-              <w:tabs>
-                <w:tab w:val="left" w:pos="720"/>
-                <w:tab w:val="left" w:pos="2700"/>
-              </w:tabs>
-              <w:spacing w:after="0" w:line="240" w:lineRule="auto"/>
-              <w:ind w:left="0" w:firstLine="0"/>
-              <w:jc w:val="both"/>
-              <w:rPr>
-                <w:rFonts w:ascii="Verdana" w:hAnsi="Verdana"/>
-              </w:rPr>
-            </w:pPr>
-            <w:r>
-              <w:rPr>
-                <w:rFonts w:ascii="Verdana" w:hAnsi="Verdana"/>
-              </w:rPr>
-              <w:t xml:space="preserve">Yes </w:t>
-            </w:r>
-          </w:p>
-        </w:tc>
-      </w:tr>
-      <w:tr>
-        <w:trPr/>
-        <w:tc>
-          <w:tcPr>
-            <w:tcW w:w="700" w:type="dxa"/>
-            <w:vAlign w:val="center"/>
-          </w:tcPr>
-          <w:p>
-            <w:pPr>
-              <w:spacing w:after="0" w:line="240" w:lineRule="auto"/>
-              <w:ind w:left="0" w:firstLine="0"/>
-              <w:jc w:val="center"/>
-              <w:rPr>
-                <w:rFonts w:ascii="Verdana" w:hAnsi="Verdana"/>
-              </w:rPr>
-            </w:pPr>
-            <w:r>
-              <w:rPr>
-                <w:rFonts w:ascii="Verdana" w:hAnsi="Verdana"/>
-              </w:rPr>
-              <w:t>1</w:t>
-            </w:r>
-            <w:r>
-              <w:rPr>
-                <w:rFonts w:ascii="Verdana" w:hAnsi="Verdana"/>
-              </w:rPr>
-              <w:t>4</w:t>
-            </w:r>
-          </w:p>
-        </w:tc>
-        <w:tc>
-          <w:tcPr>
-            <w:tcW w:w="2950" w:type="dxa"/>
-            <w:vAlign w:val="center"/>
-          </w:tcPr>
-          <w:p>
-            <w:pPr>
-              <w:tabs>
-                <w:tab w:val="left" w:pos="720"/>
-                <w:tab w:val="left" w:pos="2700"/>
-              </w:tabs>
-              <w:spacing w:after="0" w:line="240" w:lineRule="auto"/>
-              <w:ind w:left="0" w:firstLine="0"/>
-              <w:rPr>
-                <w:rFonts w:ascii="Verdana" w:hAnsi="Verdana"/>
-              </w:rPr>
-            </w:pPr>
-            <w:r>
-              <w:rPr>
-                <w:rFonts w:ascii="Verdana" w:hAnsi="Verdana"/>
-              </w:rPr>
-              <w:t>Copy of steel designs for buildings</w:t>
-            </w:r>
-          </w:p>
-        </w:tc>
-        <w:tc>
-          <w:tcPr>
-            <w:tcW w:w="420" w:type="dxa"/>
-          </w:tcPr>
-          <w:p>
-            <w:pPr>
-              <w:spacing w:after="0" w:line="240" w:lineRule="auto"/>
-              <w:ind w:left="0" w:firstLine="0"/>
-              <w:rPr>
-                <w:rFonts w:ascii="Verdana" w:hAnsi="Verdana"/>
-              </w:rPr>
-            </w:pPr>
-            <w:r>
-              <w:rPr>
-                <w:rFonts w:ascii="Verdana" w:hAnsi="Verdana"/>
-              </w:rPr>
-              <w:t>:</w:t>
-            </w:r>
-          </w:p>
-        </w:tc>
-        <w:tc>
-          <w:tcPr>
-            <w:tcW w:w="5668" w:type="dxa"/>
-          </w:tcPr>
-          <w:p>
-            <w:pPr>
-              <w:tabs>
-                <w:tab w:val="left" w:pos="720"/>
-                <w:tab w:val="left" w:pos="2700"/>
-              </w:tabs>
-              <w:spacing w:after="0" w:line="240" w:lineRule="auto"/>
-              <w:ind w:left="0" w:firstLine="0"/>
-              <w:rPr>
-                <w:rFonts w:ascii="Verdana" w:hAnsi="Verdana"/>
-              </w:rPr>
-            </w:pPr>
-            <w:r>
-              <w:rPr>
-                <w:rFonts w:ascii="Verdana" w:hAnsi="Verdana"/>
-              </w:rPr>
-              <w:t>-</w:t>
+                <w:sz w:val="18"/>
+                <w:szCs w:val="18"/>
+              </w:rPr>
+              <w:t xml:space="preserve">Extraction of core strength</w:t>
             </w:r>
           </w:p>
         </w:tc>
@@ -7669,66 +6754,7 @@
         <w:spacing w:after="0" w:line="240" w:lineRule="auto"/>
         <w:ind w:left="0" w:firstLine="0"/>
         <w:rPr>
-          <w:b/>
-          <w:bCs/>
-        </w:rPr>
-      </w:pPr>
-    </w:p>
-    <w:p>
-      <w:pPr>
-        <w:spacing w:after="0" w:line="240" w:lineRule="auto"/>
-        <w:ind w:left="0" w:firstLine="0"/>
-        <w:rPr>
-          <w:rFonts w:ascii="Verdana" w:hAnsi="Verdana"/>
-        </w:rPr>
-      </w:pPr>
-      <w:r>
-        <w:rPr>
-          <w:rFonts w:ascii="Verdana" w:hAnsi="Verdana"/>
-          <w:b/>
-          <w:bCs/>
-        </w:rPr>
-        <w:t>Note</w:t>
-      </w:r>
-      <w:r>
-        <w:rPr>
-          <w:rFonts w:ascii="Verdana" w:hAnsi="Verdana"/>
-        </w:rPr>
-        <w:t>:</w:t>
-      </w:r>
-      <w:r>
-        <w:rPr>
-          <w:rFonts w:ascii="Verdana" w:hAnsi="Verdana"/>
-        </w:rPr>
-        <w:t xml:space="preserve"> </w:t>
-      </w:r>
-      <w:r>
-        <w:rPr>
-          <w:rFonts w:ascii="Verdana" w:hAnsi="Verdana"/>
-        </w:rPr>
-        <w:t>Change of locations or if any submit the approved copy of competent</w:t>
-      </w:r>
-      <w:r>
-        <w:rPr>
-          <w:rFonts w:ascii="Verdana" w:hAnsi="Verdana"/>
-        </w:rPr>
-        <w:t xml:space="preserve"> </w:t>
-      </w:r>
-      <w:r>
-        <w:rPr>
-          <w:rFonts w:ascii="Verdana" w:hAnsi="Verdana"/>
-        </w:rPr>
-        <w:t>authority</w:t>
-      </w:r>
-    </w:p>
-    <w:p>
-      <w:pPr>
-        <w:spacing w:after="0" w:line="240" w:lineRule="auto"/>
-        <w:ind w:left="0" w:firstLine="0"/>
-        <w:rPr>
-          <w:rFonts w:ascii="Verdana" w:hAnsi="Verdana"/>
-          <w:sz w:val="12"/>
-          <w:szCs w:val="12"/>
+          <w:rFonts w:ascii="Verdana" w:hAnsi="Verdana"/>
         </w:rPr>
       </w:pPr>
     </w:p>
@@ -7745,26 +6771,13 @@
         <w:rPr>
           <w:rFonts w:ascii="Verdana" w:hAnsi="Verdana"/>
         </w:rPr>
-        <w:t xml:space="preserve">With reference to the subject and reference cited above, it is to inform you that the above work </w:t>
-      </w:r>
-      <w:r>
-        <w:rPr>
-          <w:rFonts w:ascii="Verdana" w:hAnsi="Verdana"/>
-        </w:rPr>
-        <w:t>is Completed</w:t>
-      </w:r>
-      <w:r>
-        <w:rPr>
-          <w:rFonts w:ascii="Verdana" w:hAnsi="Verdana"/>
-        </w:rPr>
-        <w:t xml:space="preserve"> Hence you are therefore requested to arrange for inspection by the concerned QC team and issue QC report</w:t>
+        <w:t xml:space="preserve">Further, you are also requested to submit the test reports along with the payment particulars raising invoice. Payment shall be made from the available L.S / Q.C provision in the estimate or the contractor to make payment to the lab no which will be reimbursed in the bill as per invoice.</w:t>
       </w:r>
     </w:p>
     <w:p>
       <w:pPr>
         <w:spacing w:after="0" w:line="240" w:lineRule="auto"/>
-        <w:ind w:firstLine="720"/>
-        <w:jc w:val="both"/>
+        <w:ind w:left="0" w:firstLine="0"/>
         <w:rPr>
           <w:rFonts w:ascii="Verdana" w:hAnsi="Verdana"/>
         </w:rPr>
@@ -8019,13 +7032,13 @@
         <w:tblLook w:val="04A0" w:firstRow="1" w:lastRow="0" w:firstColumn="1" w:lastColumn="0" w:noHBand="0" w:noVBand="1"/>
       </w:tblPr>
       <w:tblGrid>
-        <w:gridCol w:w="3900"/>
-        <w:gridCol w:w="5838"/>
+        <w:gridCol w:w="5100"/>
+        <w:gridCol w:w="4638"/>
       </w:tblGrid>
       <w:tr>
         <w:tc>
           <w:tcPr>
-            <w:tcW w:w="3900" w:type="dxa"/>
+            <w:tcW w:w="5100" w:type="dxa"/>
           </w:tcPr>
           <w:p>
             <w:pPr>
@@ -8046,7 +7059,7 @@
         </w:tc>
         <w:tc>
           <w:tcPr>
-            <w:tcW w:w="5838" w:type="dxa"/>
+            <w:tcW w:w="4638" w:type="dxa"/>
           </w:tcPr>
           <w:p>
             <w:pPr>
@@ -8069,7 +7082,7 @@
       <w:tr>
         <w:tc>
           <w:tcPr>
-            <w:tcW w:w="3900" w:type="dxa"/>
+            <w:tcW w:w="5100" w:type="dxa"/>
           </w:tcPr>
           <w:p>
             <w:pPr>
@@ -8106,11 +7119,11 @@
         </w:tc>
         <w:tc>
           <w:tcPr>
-            <w:tcW w:w="5838" w:type="dxa"/>
-          </w:tcPr>
-          <w:p>
-            <w:pPr>
-              <w:spacing w:after="0" w:line="240" w:lineRule="auto"/>
+            <w:tcW w:w="4638" w:type="dxa"/>
+          </w:tcPr>
+          <w:p>
+            <w:pPr>
+              <w:spacing w:after="240" w:line="240" w:lineRule="auto"/>
               <w:ind w:left="0" w:firstLine="0"/>
               <w:jc w:val="left"/>
               <w:rPr>
@@ -8291,6 +7304,11 @@
     <w:p>
       <w:pPr>
         <w:spacing w:after="0" w:line="240" w:lineRule="auto"/>
+      </w:pPr>
+    </w:p>
+    <w:p>
+      <w:pPr>
+        <w:spacing w:after="0" w:line="240" w:lineRule="auto"/>
         <w:ind w:left="1530" w:hanging="810"/>
         <w:jc w:val="both"/>
         <w:rPr>
@@ -8301,8 +7319,13 @@
         <w:rPr>
           <w:rFonts w:ascii="Verdana" w:hAnsi="Verdana"/>
         </w:rPr>
-        <w:t xml:space="preserve">Ref:  Agreement No </w:t>
-      </w:r>
+        <w:t xml:space="preserve">Ref:  Work Order No {{Work Order No and Date}}</w:t>
+      </w:r>
+    </w:p>
+    <w:p>
+      <w:pPr>
+        <w:spacing w:after="0" w:line="240" w:lineRule="auto"/>
+      </w:pPr>
     </w:p>
     <w:tbl>
       <w:tblPr>
@@ -8413,8 +7436,6 @@
             <w:r>
               <w:rPr>
                 <w:rFonts w:ascii="Bookman Old Style" w:hAnsi="Bookman Old Style"/>
-                <w:b/>
-                <w:bCs/>
               </w:rPr>
               <w:t xml:space="preserve">{{Name of the work}}</w:t>
             </w:r>
